--- a/example_articles/states/Washington/1.states_Washington_New_York_Times.docx
+++ b/example_articles/states/Washington/1.states_Washington_New_York_Times.docx
@@ -27,17 +27,17 @@
     </w:p>
     <w:p>
       <w:r>
-        <w:t>Source File: NYT/35.DOCX</w:t>
+        <w:t>Source file: NYT/35.DOCX</w:t>
       </w:r>
     </w:p>
     <w:p>
       <w:r>
-        <w:t>Raw locations result: ['District of Columbia (Washington, D.C.)']</w:t>
+        <w:t>Raw locations result, 'locations': ['District of Columbia (Washington, D.C.)']</w:t>
       </w:r>
     </w:p>
     <w:p>
       <w:r>
-        <w:t>states_stand_flat (Standardized): Washington</w:t>
+        <w:t>Standardized locations result, 'states_stand_flat': Washington</w:t>
       </w:r>
     </w:p>
     <w:p>

--- a/example_articles/states/Washington/1.states_Washington_New_York_Times.docx
+++ b/example_articles/states/Washington/1.states_Washington_New_York_Times.docx
@@ -7,7 +7,7 @@
         <w:pStyle w:val="Heading1"/>
       </w:pPr>
       <w:r>
-        <w:t>What Is a 24,000-Square-Foot White Elephant?</w:t>
+        <w:t>Pinch-Hitting for Dostoyevsky</w:t>
       </w:r>
     </w:p>
     <w:p>
@@ -17,22 +17,22 @@
     </w:p>
     <w:p>
       <w:r>
-        <w:t>Date: 1992-11-29</w:t>
+        <w:t>Date: 1992-06-28</w:t>
       </w:r>
     </w:p>
     <w:p>
       <w:r>
-        <w:t>Section: Section 1;; Section 1; Page 45; Column 1; Metropolitan Desk; Column 1;</w:t>
+        <w:t>Section: Section 7;; Section 7; Page 14; Column 1; Book Review Desk; Column 1;; Review</w:t>
       </w:r>
     </w:p>
     <w:p>
       <w:r>
-        <w:t>Source file: NYT/35.DOCX</w:t>
+        <w:t>Source file: NYT/48.DOCX</w:t>
       </w:r>
     </w:p>
     <w:p>
       <w:r>
-        <w:t>Raw locations result, 'locations': ['District of Columbia (Washington, D.C.)']</w:t>
+        <w:t>Raw locations result, 'locations': ['Washington']</w:t>
       </w:r>
     </w:p>
     <w:p>
@@ -49,83 +49,57 @@
     </w:p>
     <w:p>
       <w:r>
-        <w:t>28 rms. Riv vu.</w:t>
+        <w:t>THE BROTHERS K</w:t>
         <w:br/>
-        <w:t>That capsule description is about the only thing conceivably compact about Arlene and Gene Kule's Riverdale home, a 24,000-square-foot Tuscan-style, coral-faced mansion so secluded one can ski down the driveway. The house, which offers a majestic tower and sweeping views of the Hudson River and Palisades, went on the market shortly after the Bronx couple opted for a life style change after their three grown daughters moved out.</w:t>
+        <w:t>By David James Duncan.</w:t>
         <w:br/>
-        <w:t>Seven years later, the house, which the deal-ready Kules say is worth $3.5 million -- is still for sale, the price negotiable. Their daughters have moved back, so disillusioned by what passes for luxury in Manhattan that they reclaimed rooms of their own under their parents' capacious roof. The Kules are even talking less about changing their life style and more about staying put and changing the decor, having learned that selling one of the city's largest houses is no easy task despite low interest rates.</w:t>
+        <w:t>645 pp. New York:</w:t>
         <w:br/>
-        <w:t>"Listen," said Mrs. Kule, her optimism echoing inside the marble-floored foyer. "You got a nice family that wants a fantastic home and tradition? This house brings tradition."</w:t>
+        <w:t>Doubleday.</w:t>
+        <w:br/>
+        <w:t>$22.50.</w:t>
+        <w:br/>
+        <w:t>THE 19th-century Russian novel has been born again in "The Brothers K," David James Duncan's wildly excessive, flamboyantly sentimental, tear-jerking, thigh-slapping homage to Dostoyevsky and Tolstoy -- and the game of baseball.</w:t>
+        <w:br/>
+        <w:t>For the title isn't merely a spin on "The Brothers Karamazov," though Mr. Duncan makes frequent references to that heavy tome. "K," we are reminded, is also the baseball-scorecard symbol for striking out -- and thus, as Mr. Duncan extrapolates it, for failing, flunking, pratfalling, making a bad situation even worse. But it can have a positive side as well. "To lose your very self for the sake of another," he adds, "is . . . the only way you're ever going to save it."</w:t>
+        <w:br/>
+        <w:t>The strikeout kids are the brothers Chance, four boys of the baby-boom generation born to Hugh Chance, a worldly-wise and weary fastball-slinging minor-league pitcher, and Laura, Hugh's staunchly conservative Seventh-day Adventist wife. Kincaid, the novel's principal narrator; his brothers, Everett, Irwin and Peter, and their twin sisters, Beatrice and Winifred, grow up in Camas, Wash., a working-class town where Hugh supplements his meager baseball salary by working at the local paper mill.</w:t>
+        <w:br/>
+        <w:t>Everyone believes that Papa Chance is destined for the big leagues -- until an accident at the mill crushes the thumb on his pitching hand. Laura declares that this, like all tragedies, is God's will, and that nothing can be done to make it better. The family settles for a life of noisy desperation until a foulmouthed surgeon offers to repair the injured thumb with bones from Papa's toe. Thus Hugh Chance is reborn as his team's pitching coach and "stupid situation reliever," known, of course, as Papa Toe.</w:t>
+        <w:br/>
+        <w:t>For a while, the national pastime, seen on television and from rump-punishing bleachers far from the bright lights of the major leagues, becomes a complex metaphor for all that Papa Chance and his sons hold sacred. Everett, the eldest, even goes so far as to mark the beginning of the turbulent 60's not with the Kennedy assassination or the arrival of the Beatles but with the day Roger Maris became "the assassin of a legend," hitting 61 home runs and breaking Babe Ruth's single-season record.</w:t>
+        <w:br/>
+        <w:t>But the family romance with baseball fades a bit as the brothers mature. In a manner similar to Dostoyevsky's manipulation of the Karamazovs, Mr. Duncan's Chance brothers become representative types of America's countercultural youth, whose passions, he suggests with oversimplified hindsight, were due more to spiritual uncertainty than to politics, the Vietnam War or that famed hedonistic trio -- sex, drugs and rock-and-roll.</w:t>
+        <w:br/>
+        <w:t>Everett declares himself an atheist and becomes a long-haired campus radical, eventually fleeing to Canada to escape the draft. Peter, the family intellectual, embraces Eastern mysticism and departs for India to study obscure religious texts. Irwin, who clings to his mother's rigorous faith, trusts blindly that God will protect him when he is drafted and sent to Vietnam. And Kincaid, who escapes the military because of an eye injury, tries to hold an increasingly estranged family together as he sees his older brothers venture out into the world beyond Camas.</w:t>
+        <w:br/>
+        <w:t>After taking a swipe at the sentimental, up-from-despair endings of Frank Capra movies, Mr. Duncan delivers a more drawn-out but no less crowd-pleasing conclusion. Along the way we are shown that evil exists in the world to make more good, that villains are needed to bring out the heroic in common men and that faith in some kind of divine presence lies at the end of all quests, whether or not we are aware that we are questing.</w:t>
+        <w:br/>
+        <w:t>Those who have lived through, perhaps even inhaled, the intoxicating fervor of the 1960's and early 70's will delight in Mr. Duncan's flip wisdom and period nostalgia. The pages of "The Brothers K" sparkle with puns and jokes, with tie-dyed references to pop culture. And they're tinged with Mr. Duncan's steadfastly romantic view of baseball and its thankless, gritty farm-team circuit.</w:t>
+        <w:br/>
+        <w:t>Still, one can't help noticing that Mr. Duncan's attempt to define the secular passions of the era in spiritual terms avoids two major movements: civil rights and feminism. Blacks are hardly seen or heard in this book and, with the exception of proud, suffering Laura Chance, women surface mostly as incomplete characters content to be the objects -- or victims -- of male desire.</w:t>
+        <w:br/>
+        <w:t>Mr. Duncan's first novel, "The River Why," celebrated and satirized the Emersonian quest for mystical transcendence in fly fishing. "The Brothers K," published almost a decade later, goes further to plumb America's soul, trying to find common ground between the rigid fundamentalism of the religious right and the feckless, go-with-the-flow spirituality of the counter culture.</w:t>
+        <w:br/>
+        <w:t>In trying to justify the ways of God to man, fathers to sons, sinners to saints, the United States to Vietnam and baseball to everything under the sun, Mr. Duncan seems a trifle overambitious. And this, along with his tendency to sermonize, leads him away from his book's true strength: his warm, unabashedly sentimental celebration of the American family. As individuals, the Chances may be strikeouts. But as a family, they can survive the stolen bases, spitballs and dumb luck that keep life, and the national pastime, interesting. In "The Brothers K," this message lands with the loud, confident smack of a high fly ball caught in an outfielder's glove. One leaves Mr. Duncan's stadium with a happy glow.</w:t>
         <w:br/>
         <w:t xml:space="preserve"> </w:t>
         <w:br/>
-        <w:t>Architect's Masterpiece</w:t>
-        <w:br/>
-        <w:t xml:space="preserve"> It also brings some bizarre proposals for alternative financing. The Kules have been offered everything from a fleet of luxury cars to a chain of grocery stores in exchange for the mansion. They declined, more intent on cash, thank you.</w:t>
-        <w:br/>
-        <w:t>Known as the Campagna House, the mansion was built in 1922 by Anthony Campagna, a Sicilian immigrant who made his fortune building luxury apartment houses. The Federal Writers Project declared it "one of the finest villas in the East" and the masterpiece of Dwight James Baum, the architect who designed the house and its surrounding estate, which has since been broken up for other houses.</w:t>
-        <w:br/>
-        <w:t>A dozen years ago the Kules forsook both their Park Avenue duplex and their country house in Connecticut after Mrs. Kule accidentally knocked on the mansion's door. She had mistaken the stately home for her daughter's school, and set her heart on buying it when she learned it was for sale. They paid about $1.5 million.</w:t>
-        <w:br/>
-        <w:t>"It was a little piece of Europe," she said. "Oh, well, a big piece."</w:t>
-        <w:br/>
-        <w:t>Less than 15 miles from mid-Manhattan, the mansion sits on 3.5 leafy acres, including a long cobblestone driveway leading to a fountain in the front and an elegant pool flanked by an orangerie in the back. Inside, the house boasts marble floors, ornately gilded ceilings and thick, carved doors among its two dozen or so rooms -- Mrs. Kule isn't sure of the total. The basement features a ballroom that accommodates several hundred revelers, although Mrs. Kule admitted she hardly ever ventured down there anymore.</w:t>
+        <w:t xml:space="preserve"> </w:t>
         <w:br/>
         <w:t xml:space="preserve"> </w:t>
         <w:br/>
-        <w:t>From Working Class</w:t>
+        <w:t>'K' IS FOR FAILURE</w:t>
         <w:br/>
-        <w:t xml:space="preserve"> Not that she has much time. She, her husband and daughters work at the Silk Club, their family-owned business in Manhattan that manufactures garments made from machine-washable silk. Her job requires her to travel a lot, visiting suppliers and factories in the Far East.</w:t>
+        <w:t xml:space="preserve"> David James Duncan had been working on his second novel for two years when he happened to reread "The Brothers Karamazov." "I found there were a lot of parallels," he said in a recent telephone interview from his home in Portland, Ore. "There's an inquisition scene of sorts, an exile, a murder scene, a public scandal." He decided to call his own novel "The Brothers K," and use it "to poke fun at the similarities."</w:t>
         <w:br/>
-        <w:t>Mrs. Kule's origins are a little nearer east -- she was raised in the Vladeck Houses on the Lower East Side. Her husband hails from Brownsville, Brooklyn. They shared a working-class upbringing before marrying and striking it rich in the garment business.</w:t>
+        <w:t>"But the main thing I was thinking," he added, explaining the book's title, "is the baseball statistician's lingo. A 'K' is a strikeout, which is a personal failure. I love the fact that a man who is considered a success in baseball has a 30 percent success rate -- in other words, a 70 percent failure rate."</w:t>
         <w:br/>
-        <w:t>Mr. Kule admitted he felt a bit odd when his friends from the old neighborhood came by the mansion to help him celebrate his 50th birthday. They walked around the cavernous house, half in shock.</w:t>
+        <w:t>Like Hugh Chance in the novel, Mr. Duncan's father was a pitcher. "He was an outstanding city-league softball pitcher. He batted about .500 every year." Like Peter, one of Hugh Chance's sons, Mr. Duncan studied Eastern religions. But unlike Irwin, the youngest, he did not go to Vietnam.</w:t>
         <w:br/>
-        <w:t>"I told some of them it was rented," Mrs. Kule said. "I was embarrassed."</w:t>
+        <w:t>"I was spared that one by a high lottery number," he recalled. "I was actually a fruitarian at the time and was planning to escape the draft by being underweight."</w:t>
         <w:br/>
-        <w:t>Nor was Mr. Kule's mother sold on the idea of such a large house, and greeted it with skepticism when she first visited.</w:t>
-        <w:br/>
-        <w:t>"You going to take in boarders?" Mr. Kule remembered her asking. "But she wasn't happy when I lived on Park Avenue either. She thought it was too dark."</w:t>
-        <w:br/>
-        <w:t xml:space="preserve"> </w:t>
-        <w:br/>
-        <w:t>Sale Foiled</w:t>
-        <w:br/>
-        <w:t xml:space="preserve"> The mansion itself is never dark, even when the Kules embark on their frequent business trips, leaving behind their live-in help. Those voyages may take them far from home, but the home is never far from their thoughts.</w:t>
-        <w:br/>
-        <w:t>"When we travel throughout the world, she calls and asks 'How's our kid? How's everything about the house?' " Mr. Kule said. "She doesn't even ask about the children."</w:t>
-        <w:br/>
-        <w:t>When their daughters embarked on their own lives away from home, and their rapidly growing business entailed more meetings and entertaining in Manhattan, the Kules decided to sell the house. A food corporation in search of a new headquarters was eager to move in, but that set off a wave of opposition from neighbors who feared that a business in their midst would attract too much traffic and alter the sedate nature of the area. The sale became mired in litigation and was ultimately derailed last year, bringing the Kules back to square one.</w:t>
-        <w:br/>
-        <w:t>Once they were offered 200 Mercedes-Benzes in exchange for the house. Another time, they were offered a chain of grocery stores. The Kules inspected the stores, but declined the barter.</w:t>
-        <w:br/>
-        <w:t>"It doesn't turn out to be a good deal," said Farrah Kule, their daughter. "You're just taking somebody's headache away. Why not sell it and give us the cash? We don't want to get into business, we just want to sell the house."</w:t>
-        <w:br/>
-        <w:t>Their efforts have attracted celebrities. The Kules said the Rev. Sung Myung Moon expressed interest in the mansion.</w:t>
-        <w:br/>
-        <w:t>And Farrah Kule chuckles at the memory of her high school prom night in 1986 when Darryl Hannah, who starred as the mermaid in the movie "Splash," arrived to inspect the property with the musician Jackson Browne -- just as the Kules were frantically trying to extinguish a smoky fire caused by a stuck flue in a fireplace.</w:t>
-        <w:br/>
-        <w:t>"My dad was at the front door and he called her the fish or the mermaid or something," Farrah said. "The fireplace was smoking, I'm dressed for my prom with my boyfriend and we were all running to get water."</w:t>
-        <w:br/>
-        <w:t>And Ms. Hannah and Mr. Browne?</w:t>
-        <w:br/>
-        <w:t>"They had some fling and went to South America or something," Mrs. Kule said. No sale.</w:t>
-        <w:br/>
-        <w:t>The Kules have learned how to weed out curiosity seekers who darken their doorway. Sometimes it seems that every other "buyer" is a wide-eyed gawker asking if anyone famous ever lived in the mansion.</w:t>
-        <w:br/>
-        <w:t>"I think they're looking to kill a Sunday," Mr. Kule said. "A lot of Sundays."</w:t>
-        <w:br/>
-        <w:t>While not wanting to deter potential buyers, the Kules are upfront about upkeep: $22,000 in taxes, $6,000 for insurance and $7,000 for utilities.</w:t>
-        <w:br/>
-        <w:t>The only moving trucks to roll up their driveway lately have been the ones hauling home their daughters' belongings. Each of them has several rooms on the second floor that they treat as their own apartments.</w:t>
-        <w:br/>
-        <w:t>"It seems silly when you have this house to rent an expensive apartment in the city, a cubicle, when you can live here," Farrah said.</w:t>
-        <w:br/>
-        <w:t>In fact, the whole family may slowly be realizing that it may be silly to live anywhere else. Mrs. Kule is talking about refurbishing and taking a spiritual cue from the Far East, perhaps settling in for the long haul.</w:t>
-        <w:br/>
-        <w:t>In her travels, she said, she has come to admire the Chinese respect for family.</w:t>
-        <w:br/>
-        <w:t>"You ever see a Chinese person in an old-age home?" she said. "They just extend the family. This house could help me do that. Nobody could throw me away."</w:t>
+        <w:t>Also like the Chance children, Mr. Duncan, who is 40 years old, was raised in the Seventh-day Adventist faith. "I knew I was going to take on the fundamentalist upbringing," he said. "It feels natural to me to waffle between extreme reverence and extreme irreverence -- and nothing makes me feel less reverent than a church." -- SUSANNAH HUNNEWELL</w:t>
         <w:br/>
         <w:br/>
         <w:t>Graphic</w:t>
@@ -133,7 +107,7 @@
         <w:br/>
         <w:t xml:space="preserve"> </w:t>
         <w:br/>
-        <w:t>Photo: The Campagna House, a mansion built by Anthony Campagna in 1922, rises by the Hudson in Riverdale, less than 15 miles from midtown Manhatan. The living room spreads under gilded ceilings.; On the cobblestone drive, the owners of Campagna House, Arlene and Gene Kule, with their daughters, Jodi, left, and Farrah. The Kules have tried to sell this house, one of the city's largest, for seven years, refusing offers from a fleet of 200 Mercedes-Benzes to a chain of grocery stores. (Photographs by Andrea Mohin/The New York Times)</w:t>
+        <w:t>Photo: David James Duncan. (Douglas Frank/Doubleday)</w:t>
       </w:r>
     </w:p>
     <w:sectPr>

--- a/example_articles/states/Washington/1.states_Washington_New_York_Times.docx
+++ b/example_articles/states/Washington/1.states_Washington_New_York_Times.docx
@@ -7,7 +7,7 @@
         <w:pStyle w:val="Heading1"/>
       </w:pPr>
       <w:r>
-        <w:t>Pinch-Hitting for Dostoyevsky</w:t>
+        <w:t>The Toppled Chimney Mystery: Is It the Fault's Fault?</w:t>
       </w:r>
     </w:p>
     <w:p>
@@ -17,17 +17,17 @@
     </w:p>
     <w:p>
       <w:r>
-        <w:t>Date: 1992-06-28</w:t>
+        <w:t>Date: 2001-03-27</w:t>
       </w:r>
     </w:p>
     <w:p>
       <w:r>
-        <w:t>Section: Section 7;; Section 7; Page 14; Column 1; Book Review Desk; Column 1;; Review</w:t>
+        <w:t>Section: Section F; Column 2; Science Desk; Pg. 4</w:t>
       </w:r>
     </w:p>
     <w:p>
       <w:r>
-        <w:t>Source file: NYT/48.DOCX</w:t>
+        <w:t>Source file: NYT/45.DOCX</w:t>
       </w:r>
     </w:p>
     <w:p>
@@ -49,57 +49,50 @@
     </w:p>
     <w:p>
       <w:r>
-        <w:t>THE BROTHERS K</w:t>
+        <w:t>Against the musical backdrop of masons' hammers everywhere clink-clinking on brick, Dr. Derek Booth, a geologist at the University of Washington, is driving through West Seattle pointing out the curious excess of chimneys damaged here in last month's earthquake. Cruising past the modest bungalows and ranch homes, he points to a chimney with a stair-step crack down its bricks, another cockeyed from twisting and many others beheaded at the roofline.</w:t>
         <w:br/>
-        <w:t>By David James Duncan.</w:t>
+        <w:t xml:space="preserve">     Geologists have, in fact, been fascinated by the tumbling chimneys of West Seattle since they first fell like rain in the 1965 earthquake. Scientists asked, Did this working-class enclave shake more violently than everywhere else? Did contractors erect particularly shoddy chimneys or is there some other as yet unfathomed explanation? </w:t>
         <w:br/>
-        <w:t>645 pp. New York:</w:t>
+        <w:t xml:space="preserve"> Now a new survey of 50,000 to 60,000 chimneys in the Puget Sound area may, at last, have identified the true culprit: the infamous Seattle fault zone.</w:t>
         <w:br/>
-        <w:t>Doubleday.</w:t>
+        <w:t xml:space="preserve">Scientists note that this complex of faults, running east-west beneath the city and beyond, did not move during the recent Nisqually earthquake. Instead, they say, the fault zone appears to have focused shaking from the quake, creating a zone of intensified destruction above itself -- through West Seattle and west to Bremerton and east to Beacon Hill. </w:t>
         <w:br/>
-        <w:t>$22.50.</w:t>
+        <w:t>"It's a surprise," said Dr. Booth, adding that while the fault zone remains by far the leading contender, researchers are continuing to test for other possible explanations for the pattern of damage. "Nobody expected to see any association with the Seattle fault zone."</w:t>
         <w:br/>
-        <w:t>THE 19th-century Russian novel has been born again in "The Brothers K," David James Duncan's wildly excessive, flamboyantly sentimental, tear-jerking, thigh-slapping homage to Dostoyevsky and Tolstoy -- and the game of baseball.</w:t>
+        <w:t>With the survey of chimneys completed just this week, the team of 12 researchers headed up by Dr. Booth and Dr. Ray Wells, a geologist with the United States Geological Survey, will present their findings at the annual meeting of the Seismological Society of America next month in San Francisco.</w:t>
         <w:br/>
-        <w:t>For the title isn't merely a spin on "The Brothers Karamazov," though Mr. Duncan makes frequent references to that heavy tome. "K," we are reminded, is also the baseball-scorecard symbol for striking out -- and thus, as Mr. Duncan extrapolates it, for failing, flunking, pratfalling, making a bad situation even worse. But it can have a positive side as well. "To lose your very self for the sake of another," he adds, "is . . . the only way you're ever going to save it."</w:t>
+        <w:t xml:space="preserve">Researchers said the new work would be of particular interest as the latest evidence indicating that faults can focus shaking to produce concentrated damage in unexpected locations, sometimes far from where the quake originated. In addition, the line of damage mapped so neatly over the Seattle fault zone that researchers are now surveying chimneys in hope of mapping the Olympia fault, whose boundaries are poorly known. </w:t>
         <w:br/>
-        <w:t>The strikeout kids are the brothers Chance, four boys of the baby-boom generation born to Hugh Chance, a worldly-wise and weary fastball-slinging minor-league pitcher, and Laura, Hugh's staunchly conservative Seventh-day Adventist wife. Kincaid, the novel's principal narrator; his brothers, Everett, Irwin and Peter, and their twin sisters, Beatrice and Winifred, grow up in Camas, Wash., a working-class town where Hugh supplements his meager baseball salary by working at the local paper mill.</w:t>
+        <w:t xml:space="preserve">To measure shaking from temblors, researchers typically use carefully calibrated and highly sensitive seismometers. But such instruments are expensive and deployed in limited numbers, making their measurements precise but few and far between. </w:t>
         <w:br/>
-        <w:t>Everyone believes that Papa Chance is destined for the big leagues -- until an accident at the mill crushes the thumb on his pitching hand. Laura declares that this, like all tragedies, is God's will, and that nothing can be done to make it better. The family settles for a life of noisy desperation until a foulmouthed surgeon offers to repair the injured thumb with bones from Papa's toe. Thus Hugh Chance is reborn as his team's pitching coach and "stupid situation reliever," known, of course, as Papa Toe.</w:t>
+        <w:t>"The seismologists have a lot on us," said Dr. Booth of researchers using such high-tech devices. "But we've got 60,000 chimneys. That's the one thing we've got on them."</w:t>
         <w:br/>
-        <w:t>For a while, the national pastime, seen on television and from rump-punishing bleachers far from the bright lights of the major leagues, becomes a complex metaphor for all that Papa Chance and his sons hold sacred. Everett, the eldest, even goes so far as to mark the beginning of the turbulent 60's not with the Kennedy assassination or the arrival of the Beatles but with the day Roger Maris became "the assassin of a legend," hitting 61 home runs and breaking Babe Ruth's single-season record.</w:t>
+        <w:t>Chimneys are also among the first things to fail in a quake and are easily seen from the road, making them ideal, if informal, monitors of shaking. To take advantage of these brick-and-mortar seismometers, researchers from the University of Washington, the Geological Survey and Western Washington University drove through Seattle as well as areas outside the city. When they spotted damaged or downed chimneys, they tallied the victims, their injuries and recorded their locations.</w:t>
         <w:br/>
-        <w:t>But the family romance with baseball fades a bit as the brothers mature. In a manner similar to Dostoyevsky's manipulation of the Karamazovs, Mr. Duncan's Chance brothers become representative types of America's countercultural youth, whose passions, he suggests with oversimplified hindsight, were due more to spiritual uncertainty than to politics, the Vietnam War or that famed hedonistic trio -- sex, drugs and rock-and-roll.</w:t>
+        <w:t>The researchers found some 1,500 damaged chimneys, mostly in a distinctive east-west band atop the Seattle fault zone. In West Seattle the damage was so localized that the worst of it could be seen in the blocks coming off Hanford Street, which runs east-west.</w:t>
         <w:br/>
-        <w:t>Everett declares himself an atheist and becomes a long-haired campus radical, eventually fleeing to Canada to escape the draft. Peter, the family intellectual, embraces Eastern mysticism and departs for India to study obscure religious texts. Irwin, who clings to his mother's rigorous faith, trusts blindly that God will protect him when he is drafted and sent to Vietnam. And Kincaid, who escapes the military because of an eye injury, tries to hold an increasingly estranged family together as he sees his older brothers venture out into the world beyond Camas.</w:t>
+        <w:t>Dr. Wells said the team looked for other explanations for the pattern like changes in the rock types or topology but found none. "It seems to cut across different architectural styles," he said. "They're just all brick chimneys."</w:t>
         <w:br/>
-        <w:t>After taking a swipe at the sentimental, up-from-despair endings of Frank Capra movies, Mr. Duncan delivers a more drawn-out but no less crowd-pleasing conclusion. Along the way we are shown that evil exists in the world to make more good, that villains are needed to bring out the heroic in common men and that faith in some kind of divine presence lies at the end of all quests, whether or not we are aware that we are questing.</w:t>
+        <w:t xml:space="preserve">But the fault zone can't explain all the damage. The Madrona neighborhood and an area southeast of Green Lake -- both away from the fault zone -- also had concentrations of damage, but less severe. Researchers say they do not yet know why. For residents hoping to gauge future threats, learning the cause may be less important than the fact that the damage is so strikingly predictable. </w:t>
         <w:br/>
-        <w:t>Those who have lived through, perhaps even inhaled, the intoxicating fervor of the 1960's and early 70's will delight in Mr. Duncan's flip wisdom and period nostalgia. The pages of "The Brothers K" sparkle with puns and jokes, with tie-dyed references to pop culture. And they're tinged with Mr. Duncan's steadfastly romantic view of baseball and its thankless, gritty farm-team circuit.</w:t>
+        <w:t>"These chimneys are a pretty good way to figure out in future earthquakes what's going to shake the hardest and where the damage might be focused," said Dr. Tom Brocher, a geophysicist with the Geological Survey who was not involved in the research. "It's telling us to pay attention to this area in the future."</w:t>
         <w:br/>
-        <w:t>Still, one can't help noticing that Mr. Duncan's attempt to define the secular passions of the era in spiritual terms avoids two major movements: civil rights and feminism. Blacks are hardly seen or heard in this book and, with the exception of proud, suffering Laura Chance, women surface mostly as incomplete characters content to be the objects -- or victims -- of male desire.</w:t>
+        <w:t>Dr. Booth said the hardest-hit blocks in West Seattle were the same in the Feb. 28 quake as they were in 1965's. Even the same parts of the same houses felt the same stresses.</w:t>
         <w:br/>
-        <w:t>Mr. Duncan's first novel, "The River Why," celebrated and satirized the Emersonian quest for mystical transcendence in fly fishing. "The Brothers K," published almost a decade later, goes further to plumb America's soul, trying to find common ground between the rigid fundamentalism of the religious right and the feckless, go-with-the-flow spirituality of the counter culture.</w:t>
+        <w:t>Karen Witheril said she moved into her home in West Seattle not long after the 1965 quake. "We'd seen damage in the plaster," said Mrs. Witheril, pointing out the hairline fractures in the living room and hallway as masons dismantled her chimney outside. "That's where the cracks were again this time."</w:t>
         <w:br/>
-        <w:t>In trying to justify the ways of God to man, fathers to sons, sinners to saints, the United States to Vietnam and baseball to everything under the sun, Mr. Duncan seems a trifle overambitious. And this, along with his tendency to sermonize, leads him away from his book's true strength: his warm, unabashedly sentimental celebration of the American family. As individuals, the Chances may be strikeouts. But as a family, they can survive the stolen bases, spitballs and dumb luck that keep life, and the national pastime, interesting. In "The Brothers K," this message lands with the loud, confident smack of a high fly ball caught in an outfielder's glove. One leaves Mr. Duncan's stadium with a happy glow.</w:t>
+        <w:t>Scientists say it is still unclear how the Seattle fault zone might be focusing shaking. In the most simplistic sense, researchers expect to see the greatest damage nearest to where an earthquake originates.</w:t>
         <w:br/>
-        <w:t xml:space="preserve"> </w:t>
+        <w:t>But in Kobe, Japan, and Northridge, Calif., researchers found zones of intense damage away from the origin of the quake suggesting that seismic waves were not simply heading up and away from the faults from which they came.</w:t>
         <w:br/>
-        <w:t xml:space="preserve"> </w:t>
+        <w:t xml:space="preserve">Instead, according to Dr. Robert Graves, a seismologist at the engineering company URS Corporation, one theory suggests that seismic waves can bounce or have their path of movement bent like a ray of refracted light when they hit a structure like a fault. That could potentially result in redirected waves piling up in unexpected locations and causing increased shaking -- as in West Seattle. But whether such mechanisms are at work remains to be seen. "Now we have a chance to test this model with the new earthquake," said Dr. Graves. </w:t>
         <w:br/>
-        <w:t xml:space="preserve"> </w:t>
+        <w:t>But geologists are not the only people whose careers have been enriched by the ruined chimneys.</w:t>
         <w:br/>
-        <w:t>'K' IS FOR FAILURE</w:t>
+        <w:t>"A whole lot of chimneys shook," said Bill Murdock, a mason with All Masonry &amp; Construction, who was knocking down a cracked chimney two blocks from Hanford Street. When asked how long a homeowner would have to wait to get a chimney fixed these days, he looked down from his scaffolding and laughed. "We've got so much work, we're backed up for months."</w:t>
         <w:br/>
-        <w:t xml:space="preserve"> David James Duncan had been working on his second novel for two years when he happened to reread "The Brothers Karamazov." "I found there were a lot of parallels," he said in a recent telephone interview from his home in Portland, Ore. "There's an inquisition scene of sorts, an exile, a murder scene, a public scandal." He decided to call his own novel "The Brothers K," and use it "to poke fun at the similarities."</w:t>
         <w:br/>
-        <w:t>"But the main thing I was thinking," he added, explaining the book's title, "is the baseball statistician's lingo. A 'K' is a strikeout, which is a personal failure. I love the fact that a man who is considered a success in baseball has a 30 percent success rate -- in other words, a 70 percent failure rate."</w:t>
-        <w:br/>
-        <w:t>Like Hugh Chance in the novel, Mr. Duncan's father was a pitcher. "He was an outstanding city-league softball pitcher. He batted about .500 every year." Like Peter, one of Hugh Chance's sons, Mr. Duncan studied Eastern religions. But unlike Irwin, the youngest, he did not go to Vietnam.</w:t>
-        <w:br/>
-        <w:t>"I was spared that one by a high lottery number," he recalled. "I was actually a fruitarian at the time and was planning to escape the draft by being underweight."</w:t>
-        <w:br/>
-        <w:t>Also like the Chance children, Mr. Duncan, who is 40 years old, was raised in the Seventh-day Adventist faith. "I knew I was going to take on the fundamentalist upbringing," he said. "It feels natural to me to waffle between extreme reverence and extreme irreverence -- and nothing makes me feel less reverent than a church." -- SUSANNAH HUNNEWELL</w:t>
+        <w:t>http://www.nytimes.com</w:t>
         <w:br/>
         <w:br/>
         <w:t>Graphic</w:t>
@@ -107,7 +100,7 @@
         <w:br/>
         <w:t xml:space="preserve"> </w:t>
         <w:br/>
-        <w:t>Photo: David James Duncan. (Douglas Frank/Doubleday)</w:t>
+        <w:t>Photos: Dr. Derek Booth, left, a geologist at the University of Washington, is looking for an explanation of the curious excess of chimneys damaged in last month's earthquake in Seattle. The damage suggests that the Seattle fault, which did not move in the quake, nevertheless focused shaking to produce damage far from the quake's point of origin. (Photographs by Doug Wilson for The New York Times) Map of Seattle highlighting quake damage: A survey of 50,000 to 60,000 chimneys in the Puget Sound area, conducted by the University of Washington and the United States Geological Survey, shows damage that in many cases tracks the Seattle fault zone.</w:t>
       </w:r>
     </w:p>
     <w:sectPr>
